--- a/과제제출물/05_교육용게임_연산수호대_연산수호대_개요및설명서.docx
+++ b/과제제출물/05_교육용게임_연산수호대_연산수호대_개요및설명서.docx
@@ -792,7 +792,7 @@
     <w:sdt>
       <w:sdtPr>
         <w:alias w:val="목차"/>
-        <w:id w:val="-335920475"/>
+        <w:id w:val="-1237773161"/>
       </w:sdtPr>
       <w:sdtEndPr/>
       <w:sdtContent>
@@ -820,7 +820,7 @@
           <w:r>
             <w:fldChar w:fldCharType="separate"/>
           </w:r>
-          <w:hyperlink w:anchor="_Toc244050154" w:history="1">
+          <w:hyperlink w:anchor="_Toc244052441" w:history="1">
             <w:r>
               <w:rPr>
                 <w:rStyle w:val="a5"/>
@@ -844,7 +844,7 @@
               <w:rPr>
                 <w:noProof/>
               </w:rPr>
-              <w:instrText xml:space="preserve"> PAGEREF _Toc244050154 \h </w:instrText>
+              <w:instrText xml:space="preserve"> PAGEREF _Toc244052441 \h </w:instrText>
             </w:r>
             <w:r>
               <w:rPr>
@@ -887,7 +887,7 @@
               <w14:ligatures w14:val="standardContextual"/>
             </w:rPr>
           </w:pPr>
-          <w:hyperlink w:anchor="_Toc244050155" w:history="1">
+          <w:hyperlink w:anchor="_Toc244052442" w:history="1">
             <w:r>
               <w:rPr>
                 <w:rStyle w:val="a5"/>
@@ -911,7 +911,7 @@
               <w:rPr>
                 <w:noProof/>
               </w:rPr>
-              <w:instrText xml:space="preserve"> PAGEREF _Toc244050155 \h </w:instrText>
+              <w:instrText xml:space="preserve"> PAGEREF _Toc244052442 \h </w:instrText>
             </w:r>
             <w:r>
               <w:rPr>
@@ -954,7 +954,7 @@
               <w14:ligatures w14:val="standardContextual"/>
             </w:rPr>
           </w:pPr>
-          <w:hyperlink w:anchor="_Toc244050156" w:history="1">
+          <w:hyperlink w:anchor="_Toc244052443" w:history="1">
             <w:r>
               <w:rPr>
                 <w:rStyle w:val="a5"/>
@@ -978,7 +978,7 @@
               <w:rPr>
                 <w:noProof/>
               </w:rPr>
-              <w:instrText xml:space="preserve"> PAGEREF _Toc244050156 \h </w:instrText>
+              <w:instrText xml:space="preserve"> PAGEREF _Toc244052443 \h </w:instrText>
             </w:r>
             <w:r>
               <w:rPr>
@@ -1021,7 +1021,7 @@
               <w14:ligatures w14:val="standardContextual"/>
             </w:rPr>
           </w:pPr>
-          <w:hyperlink w:anchor="_Toc244050157" w:history="1">
+          <w:hyperlink w:anchor="_Toc244052444" w:history="1">
             <w:r>
               <w:rPr>
                 <w:rStyle w:val="a5"/>
@@ -1045,7 +1045,7 @@
               <w:rPr>
                 <w:noProof/>
               </w:rPr>
-              <w:instrText xml:space="preserve"> PAGEREF _Toc244050157 \h </w:instrText>
+              <w:instrText xml:space="preserve"> PAGEREF _Toc244052444 \h </w:instrText>
             </w:r>
             <w:r>
               <w:rPr>
@@ -1088,7 +1088,7 @@
               <w14:ligatures w14:val="standardContextual"/>
             </w:rPr>
           </w:pPr>
-          <w:hyperlink w:anchor="_Toc244050158" w:history="1">
+          <w:hyperlink w:anchor="_Toc244052445" w:history="1">
             <w:r>
               <w:rPr>
                 <w:rStyle w:val="a5"/>
@@ -1112,7 +1112,7 @@
               <w:rPr>
                 <w:noProof/>
               </w:rPr>
-              <w:instrText xml:space="preserve"> PAGEREF _Toc244050158 \h </w:instrText>
+              <w:instrText xml:space="preserve"> PAGEREF _Toc244052445 \h </w:instrText>
             </w:r>
             <w:r>
               <w:rPr>
@@ -1154,7 +1154,7 @@
               <w14:ligatures w14:val="standardContextual"/>
             </w:rPr>
           </w:pPr>
-          <w:hyperlink w:anchor="_Toc244050159" w:history="1">
+          <w:hyperlink w:anchor="_Toc244052446" w:history="1">
             <w:r>
               <w:rPr>
                 <w:rStyle w:val="a5"/>
@@ -1178,7 +1178,7 @@
               <w:rPr>
                 <w:noProof/>
               </w:rPr>
-              <w:instrText xml:space="preserve"> PAGEREF _Toc244050159 \h </w:instrText>
+              <w:instrText xml:space="preserve"> PAGEREF _Toc244052446 \h </w:instrText>
             </w:r>
             <w:r>
               <w:rPr>
@@ -1221,7 +1221,7 @@
               <w14:ligatures w14:val="standardContextual"/>
             </w:rPr>
           </w:pPr>
-          <w:hyperlink w:anchor="_Toc244050160" w:history="1">
+          <w:hyperlink w:anchor="_Toc244052447" w:history="1">
             <w:r>
               <w:rPr>
                 <w:rStyle w:val="a5"/>
@@ -1245,7 +1245,7 @@
               <w:rPr>
                 <w:noProof/>
               </w:rPr>
-              <w:instrText xml:space="preserve"> PAGEREF _Toc244050160 \h </w:instrText>
+              <w:instrText xml:space="preserve"> PAGEREF _Toc244052447 \h </w:instrText>
             </w:r>
             <w:r>
               <w:rPr>
@@ -1288,7 +1288,7 @@
               <w14:ligatures w14:val="standardContextual"/>
             </w:rPr>
           </w:pPr>
-          <w:hyperlink w:anchor="_Toc244050161" w:history="1">
+          <w:hyperlink w:anchor="_Toc244052448" w:history="1">
             <w:r>
               <w:rPr>
                 <w:rStyle w:val="a5"/>
@@ -1312,7 +1312,7 @@
               <w:rPr>
                 <w:noProof/>
               </w:rPr>
-              <w:instrText xml:space="preserve"> PAGEREF _Toc244050161 \h </w:instrText>
+              <w:instrText xml:space="preserve"> PAGEREF _Toc244052448 \h </w:instrText>
             </w:r>
             <w:r>
               <w:rPr>
@@ -1355,7 +1355,7 @@
               <w14:ligatures w14:val="standardContextual"/>
             </w:rPr>
           </w:pPr>
-          <w:hyperlink w:anchor="_Toc244050162" w:history="1">
+          <w:hyperlink w:anchor="_Toc244052449" w:history="1">
             <w:r>
               <w:rPr>
                 <w:rStyle w:val="a5"/>
@@ -1379,7 +1379,7 @@
               <w:rPr>
                 <w:noProof/>
               </w:rPr>
-              <w:instrText xml:space="preserve"> PAGEREF _Toc244050162 \h </w:instrText>
+              <w:instrText xml:space="preserve"> PAGEREF _Toc244052449 \h </w:instrText>
             </w:r>
             <w:r>
               <w:rPr>
@@ -1422,7 +1422,7 @@
               <w14:ligatures w14:val="standardContextual"/>
             </w:rPr>
           </w:pPr>
-          <w:hyperlink w:anchor="_Toc244050163" w:history="1">
+          <w:hyperlink w:anchor="_Toc244052450" w:history="1">
             <w:r>
               <w:rPr>
                 <w:rStyle w:val="a5"/>
@@ -1446,7 +1446,7 @@
               <w:rPr>
                 <w:noProof/>
               </w:rPr>
-              <w:instrText xml:space="preserve"> PAGEREF _Toc244050163 \h </w:instrText>
+              <w:instrText xml:space="preserve"> PAGEREF _Toc244052450 \h </w:instrText>
             </w:r>
             <w:r>
               <w:rPr>
@@ -1489,7 +1489,7 @@
               <w14:ligatures w14:val="standardContextual"/>
             </w:rPr>
           </w:pPr>
-          <w:hyperlink w:anchor="_Toc244050164" w:history="1">
+          <w:hyperlink w:anchor="_Toc244052451" w:history="1">
             <w:r>
               <w:rPr>
                 <w:rStyle w:val="a5"/>
@@ -1513,7 +1513,7 @@
               <w:rPr>
                 <w:noProof/>
               </w:rPr>
-              <w:instrText xml:space="preserve"> PAGEREF _Toc244050164 \h </w:instrText>
+              <w:instrText xml:space="preserve"> PAGEREF _Toc244052451 \h </w:instrText>
             </w:r>
             <w:r>
               <w:rPr>
@@ -1555,7 +1555,7 @@
               <w14:ligatures w14:val="standardContextual"/>
             </w:rPr>
           </w:pPr>
-          <w:hyperlink w:anchor="_Toc244050165" w:history="1">
+          <w:hyperlink w:anchor="_Toc244052452" w:history="1">
             <w:r>
               <w:rPr>
                 <w:rStyle w:val="a5"/>
@@ -1579,7 +1579,7 @@
               <w:rPr>
                 <w:noProof/>
               </w:rPr>
-              <w:instrText xml:space="preserve"> PAGEREF _Toc244050165 \h </w:instrText>
+              <w:instrText xml:space="preserve"> PAGEREF _Toc244052452 \h </w:instrText>
             </w:r>
             <w:r>
               <w:rPr>
@@ -1622,7 +1622,7 @@
               <w14:ligatures w14:val="standardContextual"/>
             </w:rPr>
           </w:pPr>
-          <w:hyperlink w:anchor="_Toc244050166" w:history="1">
+          <w:hyperlink w:anchor="_Toc244052453" w:history="1">
             <w:r>
               <w:rPr>
                 <w:rStyle w:val="a5"/>
@@ -1646,7 +1646,7 @@
               <w:rPr>
                 <w:noProof/>
               </w:rPr>
-              <w:instrText xml:space="preserve"> PAGEREF _Toc244050166 \h </w:instrText>
+              <w:instrText xml:space="preserve"> PAGEREF _Toc244052453 \h </w:instrText>
             </w:r>
             <w:r>
               <w:rPr>
@@ -1689,7 +1689,7 @@
               <w14:ligatures w14:val="standardContextual"/>
             </w:rPr>
           </w:pPr>
-          <w:hyperlink w:anchor="_Toc244050167" w:history="1">
+          <w:hyperlink w:anchor="_Toc244052454" w:history="1">
             <w:r>
               <w:rPr>
                 <w:rStyle w:val="a5"/>
@@ -1713,7 +1713,7 @@
               <w:rPr>
                 <w:noProof/>
               </w:rPr>
-              <w:instrText xml:space="preserve"> PAGEREF _Toc244050167 \h </w:instrText>
+              <w:instrText xml:space="preserve"> PAGEREF _Toc244052454 \h </w:instrText>
             </w:r>
             <w:r>
               <w:rPr>
@@ -1756,7 +1756,7 @@
               <w14:ligatures w14:val="standardContextual"/>
             </w:rPr>
           </w:pPr>
-          <w:hyperlink w:anchor="_Toc244050168" w:history="1">
+          <w:hyperlink w:anchor="_Toc244052455" w:history="1">
             <w:r>
               <w:rPr>
                 <w:rStyle w:val="a5"/>
@@ -1780,7 +1780,7 @@
               <w:rPr>
                 <w:noProof/>
               </w:rPr>
-              <w:instrText xml:space="preserve"> PAGEREF _Toc244050168 \h </w:instrText>
+              <w:instrText xml:space="preserve"> PAGEREF _Toc244052455 \h </w:instrText>
             </w:r>
             <w:r>
               <w:rPr>
@@ -1823,7 +1823,7 @@
               <w14:ligatures w14:val="standardContextual"/>
             </w:rPr>
           </w:pPr>
-          <w:hyperlink w:anchor="_Toc244050169" w:history="1">
+          <w:hyperlink w:anchor="_Toc244052456" w:history="1">
             <w:r>
               <w:rPr>
                 <w:rStyle w:val="a5"/>
@@ -1847,7 +1847,7 @@
               <w:rPr>
                 <w:noProof/>
               </w:rPr>
-              <w:instrText xml:space="preserve"> PAGEREF _Toc244050169 \h </w:instrText>
+              <w:instrText xml:space="preserve"> PAGEREF _Toc244052456 \h </w:instrText>
             </w:r>
             <w:r>
               <w:rPr>
@@ -1890,7 +1890,7 @@
               <w14:ligatures w14:val="standardContextual"/>
             </w:rPr>
           </w:pPr>
-          <w:hyperlink w:anchor="_Toc244050170" w:history="1">
+          <w:hyperlink w:anchor="_Toc244052457" w:history="1">
             <w:r>
               <w:rPr>
                 <w:rStyle w:val="a5"/>
@@ -1914,7 +1914,7 @@
               <w:rPr>
                 <w:noProof/>
               </w:rPr>
-              <w:instrText xml:space="preserve"> PAGEREF _Toc244050170 \h </w:instrText>
+              <w:instrText xml:space="preserve"> PAGEREF _Toc244052457 \h </w:instrText>
             </w:r>
             <w:r>
               <w:rPr>
@@ -1957,7 +1957,7 @@
               <w14:ligatures w14:val="standardContextual"/>
             </w:rPr>
           </w:pPr>
-          <w:hyperlink w:anchor="_Toc244050171" w:history="1">
+          <w:hyperlink w:anchor="_Toc244052458" w:history="1">
             <w:r>
               <w:rPr>
                 <w:rStyle w:val="a5"/>
@@ -1981,7 +1981,7 @@
               <w:rPr>
                 <w:noProof/>
               </w:rPr>
-              <w:instrText xml:space="preserve"> PAGEREF _Toc244050171 \h </w:instrText>
+              <w:instrText xml:space="preserve"> PAGEREF _Toc244052458 \h </w:instrText>
             </w:r>
             <w:r>
               <w:rPr>
@@ -2024,7 +2024,7 @@
               <w14:ligatures w14:val="standardContextual"/>
             </w:rPr>
           </w:pPr>
-          <w:hyperlink w:anchor="_Toc244050172" w:history="1">
+          <w:hyperlink w:anchor="_Toc244052459" w:history="1">
             <w:r>
               <w:rPr>
                 <w:rStyle w:val="a5"/>
@@ -2048,7 +2048,7 @@
               <w:rPr>
                 <w:noProof/>
               </w:rPr>
-              <w:instrText xml:space="preserve"> PAGEREF _Toc244050172 \h </w:instrText>
+              <w:instrText xml:space="preserve"> PAGEREF _Toc244052459 \h </w:instrText>
             </w:r>
             <w:r>
               <w:rPr>
@@ -2090,7 +2090,7 @@
               <w14:ligatures w14:val="standardContextual"/>
             </w:rPr>
           </w:pPr>
-          <w:hyperlink w:anchor="_Toc244050173" w:history="1">
+          <w:hyperlink w:anchor="_Toc244052460" w:history="1">
             <w:r>
               <w:rPr>
                 <w:rStyle w:val="a5"/>
@@ -2114,7 +2114,7 @@
               <w:rPr>
                 <w:noProof/>
               </w:rPr>
-              <w:instrText xml:space="preserve"> PAGEREF _Toc244050173 \h </w:instrText>
+              <w:instrText xml:space="preserve"> PAGEREF _Toc244052460 \h </w:instrText>
             </w:r>
             <w:r>
               <w:rPr>
@@ -2157,7 +2157,7 @@
               <w14:ligatures w14:val="standardContextual"/>
             </w:rPr>
           </w:pPr>
-          <w:hyperlink w:anchor="_Toc244050174" w:history="1">
+          <w:hyperlink w:anchor="_Toc244052461" w:history="1">
             <w:r>
               <w:rPr>
                 <w:rStyle w:val="a5"/>
@@ -2181,7 +2181,7 @@
               <w:rPr>
                 <w:noProof/>
               </w:rPr>
-              <w:instrText xml:space="preserve"> PAGEREF _Toc244050174 \h </w:instrText>
+              <w:instrText xml:space="preserve"> PAGEREF _Toc244052461 \h </w:instrText>
             </w:r>
             <w:r>
               <w:rPr>
@@ -2224,7 +2224,7 @@
               <w14:ligatures w14:val="standardContextual"/>
             </w:rPr>
           </w:pPr>
-          <w:hyperlink w:anchor="_Toc244050175" w:history="1">
+          <w:hyperlink w:anchor="_Toc244052462" w:history="1">
             <w:r>
               <w:rPr>
                 <w:rStyle w:val="a5"/>
@@ -2248,7 +2248,7 @@
               <w:rPr>
                 <w:noProof/>
               </w:rPr>
-              <w:instrText xml:space="preserve"> PAGEREF _Toc244050175 \h </w:instrText>
+              <w:instrText xml:space="preserve"> PAGEREF _Toc244052462 \h </w:instrText>
             </w:r>
             <w:r>
               <w:rPr>
@@ -2291,7 +2291,7 @@
               <w14:ligatures w14:val="standardContextual"/>
             </w:rPr>
           </w:pPr>
-          <w:hyperlink w:anchor="_Toc244050176" w:history="1">
+          <w:hyperlink w:anchor="_Toc244052463" w:history="1">
             <w:r>
               <w:rPr>
                 <w:rStyle w:val="a5"/>
@@ -2315,7 +2315,7 @@
               <w:rPr>
                 <w:noProof/>
               </w:rPr>
-              <w:instrText xml:space="preserve"> PAGEREF _Toc244050176 \h </w:instrText>
+              <w:instrText xml:space="preserve"> PAGEREF _Toc244052463 \h </w:instrText>
             </w:r>
             <w:r>
               <w:rPr>
@@ -2357,7 +2357,7 @@
               <w14:ligatures w14:val="standardContextual"/>
             </w:rPr>
           </w:pPr>
-          <w:hyperlink w:anchor="_Toc244050177" w:history="1">
+          <w:hyperlink w:anchor="_Toc244052464" w:history="1">
             <w:r>
               <w:rPr>
                 <w:rStyle w:val="a5"/>
@@ -2381,7 +2381,7 @@
               <w:rPr>
                 <w:noProof/>
               </w:rPr>
-              <w:instrText xml:space="preserve"> PAGEREF _Toc244050177 \h </w:instrText>
+              <w:instrText xml:space="preserve"> PAGEREF _Toc244052464 \h </w:instrText>
             </w:r>
             <w:r>
               <w:rPr>
@@ -2423,7 +2423,7 @@
               <w14:ligatures w14:val="standardContextual"/>
             </w:rPr>
           </w:pPr>
-          <w:hyperlink w:anchor="_Toc244050178" w:history="1">
+          <w:hyperlink w:anchor="_Toc244052465" w:history="1">
             <w:r>
               <w:rPr>
                 <w:rStyle w:val="a5"/>
@@ -2447,7 +2447,7 @@
               <w:rPr>
                 <w:noProof/>
               </w:rPr>
-              <w:instrText xml:space="preserve"> PAGEREF _Toc244050178 \h </w:instrText>
+              <w:instrText xml:space="preserve"> PAGEREF _Toc244052465 \h </w:instrText>
             </w:r>
             <w:r>
               <w:rPr>
@@ -2490,7 +2490,7 @@
               <w14:ligatures w14:val="standardContextual"/>
             </w:rPr>
           </w:pPr>
-          <w:hyperlink w:anchor="_Toc244050179" w:history="1">
+          <w:hyperlink w:anchor="_Toc244052466" w:history="1">
             <w:r>
               <w:rPr>
                 <w:rStyle w:val="a5"/>
@@ -2514,7 +2514,7 @@
               <w:rPr>
                 <w:noProof/>
               </w:rPr>
-              <w:instrText xml:space="preserve"> PAGEREF _Toc244050179 \h </w:instrText>
+              <w:instrText xml:space="preserve"> PAGEREF _Toc244052466 \h </w:instrText>
             </w:r>
             <w:r>
               <w:rPr>
@@ -2557,7 +2557,7 @@
               <w14:ligatures w14:val="standardContextual"/>
             </w:rPr>
           </w:pPr>
-          <w:hyperlink w:anchor="_Toc244050180" w:history="1">
+          <w:hyperlink w:anchor="_Toc244052467" w:history="1">
             <w:r>
               <w:rPr>
                 <w:rStyle w:val="a5"/>
@@ -2581,7 +2581,7 @@
               <w:rPr>
                 <w:noProof/>
               </w:rPr>
-              <w:instrText xml:space="preserve"> PAGEREF _Toc244050180 \h </w:instrText>
+              <w:instrText xml:space="preserve"> PAGEREF _Toc244052467 \h </w:instrText>
             </w:r>
             <w:r>
               <w:rPr>
@@ -2624,7 +2624,7 @@
               <w14:ligatures w14:val="standardContextual"/>
             </w:rPr>
           </w:pPr>
-          <w:hyperlink w:anchor="_Toc244050181" w:history="1">
+          <w:hyperlink w:anchor="_Toc244052468" w:history="1">
             <w:r>
               <w:rPr>
                 <w:rStyle w:val="a5"/>
@@ -2648,7 +2648,7 @@
               <w:rPr>
                 <w:noProof/>
               </w:rPr>
-              <w:instrText xml:space="preserve"> PAGEREF _Toc244050181 \h </w:instrText>
+              <w:instrText xml:space="preserve"> PAGEREF _Toc244052468 \h </w:instrText>
             </w:r>
             <w:r>
               <w:rPr>
@@ -2691,7 +2691,7 @@
               <w14:ligatures w14:val="standardContextual"/>
             </w:rPr>
           </w:pPr>
-          <w:hyperlink w:anchor="_Toc244050182" w:history="1">
+          <w:hyperlink w:anchor="_Toc244052469" w:history="1">
             <w:r>
               <w:rPr>
                 <w:rStyle w:val="a5"/>
@@ -2715,7 +2715,7 @@
               <w:rPr>
                 <w:noProof/>
               </w:rPr>
-              <w:instrText xml:space="preserve"> PAGEREF _Toc244050182 \h </w:instrText>
+              <w:instrText xml:space="preserve"> PAGEREF _Toc244052469 \h </w:instrText>
             </w:r>
             <w:r>
               <w:rPr>
@@ -2757,7 +2757,7 @@
               <w14:ligatures w14:val="standardContextual"/>
             </w:rPr>
           </w:pPr>
-          <w:hyperlink w:anchor="_Toc244050183" w:history="1">
+          <w:hyperlink w:anchor="_Toc244052470" w:history="1">
             <w:r>
               <w:rPr>
                 <w:rStyle w:val="a5"/>
@@ -2781,7 +2781,7 @@
               <w:rPr>
                 <w:noProof/>
               </w:rPr>
-              <w:instrText xml:space="preserve"> PAGEREF _Toc244050183 \h </w:instrText>
+              <w:instrText xml:space="preserve"> PAGEREF _Toc244052470 \h </w:instrText>
             </w:r>
             <w:r>
               <w:rPr>
@@ -2823,7 +2823,7 @@
               <w14:ligatures w14:val="standardContextual"/>
             </w:rPr>
           </w:pPr>
-          <w:hyperlink w:anchor="_Toc244050184" w:history="1">
+          <w:hyperlink w:anchor="_Toc244052471" w:history="1">
             <w:r>
               <w:rPr>
                 <w:rStyle w:val="a5"/>
@@ -2847,7 +2847,7 @@
               <w:rPr>
                 <w:noProof/>
               </w:rPr>
-              <w:instrText xml:space="preserve"> PAGEREF _Toc244050184 \h </w:instrText>
+              <w:instrText xml:space="preserve"> PAGEREF _Toc244052471 \h </w:instrText>
             </w:r>
             <w:r>
               <w:rPr>
@@ -2890,7 +2890,7 @@
               <w14:ligatures w14:val="standardContextual"/>
             </w:rPr>
           </w:pPr>
-          <w:hyperlink w:anchor="_Toc244050185" w:history="1">
+          <w:hyperlink w:anchor="_Toc244052472" w:history="1">
             <w:r>
               <w:rPr>
                 <w:rStyle w:val="a5"/>
@@ -2914,7 +2914,7 @@
               <w:rPr>
                 <w:noProof/>
               </w:rPr>
-              <w:instrText xml:space="preserve"> PAGEREF _Toc244050185 \h </w:instrText>
+              <w:instrText xml:space="preserve"> PAGEREF _Toc244052472 \h </w:instrText>
             </w:r>
             <w:r>
               <w:rPr>
@@ -2957,7 +2957,7 @@
               <w14:ligatures w14:val="standardContextual"/>
             </w:rPr>
           </w:pPr>
-          <w:hyperlink w:anchor="_Toc244050186" w:history="1">
+          <w:hyperlink w:anchor="_Toc244052473" w:history="1">
             <w:r>
               <w:rPr>
                 <w:rStyle w:val="a5"/>
@@ -2981,7 +2981,7 @@
               <w:rPr>
                 <w:noProof/>
               </w:rPr>
-              <w:instrText xml:space="preserve"> PAGEREF _Toc244050186 \h </w:instrText>
+              <w:instrText xml:space="preserve"> PAGEREF _Toc244052473 \h </w:instrText>
             </w:r>
             <w:r>
               <w:rPr>
@@ -3024,7 +3024,7 @@
               <w14:ligatures w14:val="standardContextual"/>
             </w:rPr>
           </w:pPr>
-          <w:hyperlink w:anchor="_Toc244050187" w:history="1">
+          <w:hyperlink w:anchor="_Toc244052474" w:history="1">
             <w:r>
               <w:rPr>
                 <w:rStyle w:val="a5"/>
@@ -3048,7 +3048,7 @@
               <w:rPr>
                 <w:noProof/>
               </w:rPr>
-              <w:instrText xml:space="preserve"> PAGEREF _Toc244050187 \h </w:instrText>
+              <w:instrText xml:space="preserve"> PAGEREF _Toc244052474 \h </w:instrText>
             </w:r>
             <w:r>
               <w:rPr>
@@ -3091,7 +3091,7 @@
               <w14:ligatures w14:val="standardContextual"/>
             </w:rPr>
           </w:pPr>
-          <w:hyperlink w:anchor="_Toc244050188" w:history="1">
+          <w:hyperlink w:anchor="_Toc244052475" w:history="1">
             <w:r>
               <w:rPr>
                 <w:rStyle w:val="a5"/>
@@ -3115,7 +3115,7 @@
               <w:rPr>
                 <w:noProof/>
               </w:rPr>
-              <w:instrText xml:space="preserve"> PAGEREF _Toc244050188 \h </w:instrText>
+              <w:instrText xml:space="preserve"> PAGEREF _Toc244052475 \h </w:instrText>
             </w:r>
             <w:r>
               <w:rPr>
@@ -3157,7 +3157,7 @@
               <w14:ligatures w14:val="standardContextual"/>
             </w:rPr>
           </w:pPr>
-          <w:hyperlink w:anchor="_Toc244050189" w:history="1">
+          <w:hyperlink w:anchor="_Toc244052476" w:history="1">
             <w:r>
               <w:rPr>
                 <w:rStyle w:val="a5"/>
@@ -3181,7 +3181,7 @@
               <w:rPr>
                 <w:noProof/>
               </w:rPr>
-              <w:instrText xml:space="preserve"> PAGEREF _Toc244050189 \h </w:instrText>
+              <w:instrText xml:space="preserve"> PAGEREF _Toc244052476 \h </w:instrText>
             </w:r>
             <w:r>
               <w:rPr>
@@ -3223,7 +3223,7 @@
               <w14:ligatures w14:val="standardContextual"/>
             </w:rPr>
           </w:pPr>
-          <w:hyperlink w:anchor="_Toc244050190" w:history="1">
+          <w:hyperlink w:anchor="_Toc244052477" w:history="1">
             <w:r>
               <w:rPr>
                 <w:rStyle w:val="a5"/>
@@ -3247,7 +3247,7 @@
               <w:rPr>
                 <w:noProof/>
               </w:rPr>
-              <w:instrText xml:space="preserve"> PAGEREF _Toc244050190 \h </w:instrText>
+              <w:instrText xml:space="preserve"> PAGEREF _Toc244052477 \h </w:instrText>
             </w:r>
             <w:r>
               <w:rPr>
@@ -3289,7 +3289,7 @@
               <w14:ligatures w14:val="standardContextual"/>
             </w:rPr>
           </w:pPr>
-          <w:hyperlink w:anchor="_Toc244050191" w:history="1">
+          <w:hyperlink w:anchor="_Toc244052478" w:history="1">
             <w:r>
               <w:rPr>
                 <w:rStyle w:val="a5"/>
@@ -3313,7 +3313,7 @@
               <w:rPr>
                 <w:noProof/>
               </w:rPr>
-              <w:instrText xml:space="preserve"> PAGEREF _Toc244050191 \h </w:instrText>
+              <w:instrText xml:space="preserve"> PAGEREF _Toc244052478 \h </w:instrText>
             </w:r>
             <w:r>
               <w:rPr>
@@ -3355,7 +3355,7 @@
               <w14:ligatures w14:val="standardContextual"/>
             </w:rPr>
           </w:pPr>
-          <w:hyperlink w:anchor="_Toc244050192" w:history="1">
+          <w:hyperlink w:anchor="_Toc244052479" w:history="1">
             <w:r>
               <w:rPr>
                 <w:rStyle w:val="a5"/>
@@ -3379,7 +3379,7 @@
               <w:rPr>
                 <w:noProof/>
               </w:rPr>
-              <w:instrText xml:space="preserve"> PAGEREF _Toc244050192 \h </w:instrText>
+              <w:instrText xml:space="preserve"> PAGEREF _Toc244052479 \h </w:instrText>
             </w:r>
             <w:r>
               <w:rPr>
@@ -3422,8 +3422,9 @@
       <w:pPr>
         <w:pStyle w:val="1"/>
       </w:pPr>
-      <w:bookmarkStart w:id="0" w:name="_Toc244050154"/>
-      <w:r>
+      <w:bookmarkStart w:id="0" w:name="_Toc244052441"/>
+      <w:r>
+        <w:lastRenderedPageBreak/>
         <w:t xml:space="preserve">1. </w:t>
       </w:r>
       <w:r>
@@ -4121,7 +4122,7 @@
           <w:noProof/>
         </w:rPr>
         <w:drawing>
-          <wp:inline distT="0" distB="0" distL="0" distR="0" wp14:anchorId="29615C47" wp14:editId="171DDE2C">
+          <wp:inline distT="0" distB="0" distL="0" distR="0" wp14:anchorId="632535D1" wp14:editId="258E7276">
             <wp:extent cx="4362450" cy="2724150"/>
             <wp:effectExtent l="0" t="0" r="0" b="0"/>
             <wp:docPr id="1" name="그림 1"/>
@@ -4394,7 +4395,7 @@
       <w:pPr>
         <w:pStyle w:val="2"/>
       </w:pPr>
-      <w:bookmarkStart w:id="1" w:name="_Toc244050155"/>
+      <w:bookmarkStart w:id="1" w:name="_Toc244052442"/>
       <w:r>
         <w:t xml:space="preserve">1.1 </w:t>
       </w:r>
@@ -5122,6 +5123,7 @@
           <w:b/>
           <w:bCs/>
         </w:rPr>
+        <w:lastRenderedPageBreak/>
         <w:t>틀린</w:t>
       </w:r>
       <w:r>
@@ -5724,7 +5726,7 @@
       <w:pPr>
         <w:pStyle w:val="2"/>
       </w:pPr>
-      <w:bookmarkStart w:id="2" w:name="_Toc244050156"/>
+      <w:bookmarkStart w:id="2" w:name="_Toc244052443"/>
       <w:r>
         <w:t xml:space="preserve">1.2 </w:t>
       </w:r>
@@ -6795,7 +6797,7 @@
         <w:t xml:space="preserve"> '</w:t>
       </w:r>
       <w:r>
-        <w:t>가온초등학교</w:t>
+        <w:t>경인초등학교</w:t>
       </w:r>
       <w:r>
         <w:t xml:space="preserve"> 5</w:t>
@@ -6907,7 +6909,7 @@
       <w:pPr>
         <w:pStyle w:val="2"/>
       </w:pPr>
-      <w:bookmarkStart w:id="3" w:name="_Toc244050157"/>
+      <w:bookmarkStart w:id="3" w:name="_Toc244052444"/>
       <w:r>
         <w:t xml:space="preserve">1.3 </w:t>
       </w:r>
@@ -7394,6 +7396,7 @@
         <w:spacing w:after="120"/>
       </w:pPr>
       <w:r>
+        <w:lastRenderedPageBreak/>
         <w:t>동시에</w:t>
       </w:r>
       <w:r>
@@ -7874,7 +7877,7 @@
       <w:pPr>
         <w:pStyle w:val="2"/>
       </w:pPr>
-      <w:bookmarkStart w:id="4" w:name="_Toc244050158"/>
+      <w:bookmarkStart w:id="4" w:name="_Toc244052445"/>
       <w:r>
         <w:t xml:space="preserve">1.4 </w:t>
       </w:r>
@@ -9301,7 +9304,7 @@
       <w:pPr>
         <w:pStyle w:val="1"/>
       </w:pPr>
-      <w:bookmarkStart w:id="5" w:name="_Toc244050159"/>
+      <w:bookmarkStart w:id="5" w:name="_Toc244052446"/>
       <w:r>
         <w:t xml:space="preserve">2. </w:t>
       </w:r>
@@ -11901,7 +11904,7 @@
       <w:pPr>
         <w:pStyle w:val="2"/>
       </w:pPr>
-      <w:bookmarkStart w:id="6" w:name="_Toc244050160"/>
+      <w:bookmarkStart w:id="6" w:name="_Toc244052447"/>
       <w:r>
         <w:t xml:space="preserve">2.1 </w:t>
       </w:r>
@@ -14129,7 +14132,7 @@
       <w:pPr>
         <w:pStyle w:val="2"/>
       </w:pPr>
-      <w:bookmarkStart w:id="7" w:name="_Toc244050161"/>
+      <w:bookmarkStart w:id="7" w:name="_Toc244052448"/>
       <w:r>
         <w:t xml:space="preserve">2.2 </w:t>
       </w:r>
@@ -16701,7 +16704,7 @@
       <w:pPr>
         <w:pStyle w:val="2"/>
       </w:pPr>
-      <w:bookmarkStart w:id="8" w:name="_Toc244050162"/>
+      <w:bookmarkStart w:id="8" w:name="_Toc244052449"/>
       <w:r>
         <w:t xml:space="preserve">2.3 </w:t>
       </w:r>
@@ -18061,10 +18064,10 @@
           <w:noProof/>
         </w:rPr>
         <w:drawing>
-          <wp:inline distT="0" distB="0" distL="0" distR="0" wp14:anchorId="6FE0F14F" wp14:editId="23964DCD">
+          <wp:inline distT="0" distB="0" distL="0" distR="0" wp14:anchorId="64C9E30B" wp14:editId="30181675">
             <wp:extent cx="4133850" cy="2581275"/>
             <wp:effectExtent l="0" t="0" r="0" b="0"/>
-            <wp:docPr id="1707965725" name="그림 1707965725"/>
+            <wp:docPr id="1628947497" name="그림 1628947497"/>
             <wp:cNvGraphicFramePr>
               <a:graphicFrameLocks xmlns:a="http://schemas.openxmlformats.org/drawingml/2006/main" noChangeAspect="1"/>
             </wp:cNvGraphicFramePr>
@@ -18350,7 +18353,7 @@
       <w:pPr>
         <w:pStyle w:val="2"/>
       </w:pPr>
-      <w:bookmarkStart w:id="9" w:name="_Toc244050163"/>
+      <w:bookmarkStart w:id="9" w:name="_Toc244052450"/>
       <w:r>
         <w:t xml:space="preserve">2.4 </w:t>
       </w:r>
@@ -19732,10 +19735,10 @@
           <w:noProof/>
         </w:rPr>
         <w:drawing>
-          <wp:inline distT="0" distB="0" distL="0" distR="0" wp14:anchorId="58336CBD" wp14:editId="47DF8280">
+          <wp:inline distT="0" distB="0" distL="0" distR="0" wp14:anchorId="27224AD7" wp14:editId="699DE6C1">
             <wp:extent cx="4133850" cy="2581275"/>
             <wp:effectExtent l="0" t="0" r="0" b="0"/>
-            <wp:docPr id="1849179484" name="그림 1849179484"/>
+            <wp:docPr id="1172764599" name="그림 1172764599"/>
             <wp:cNvGraphicFramePr>
               <a:graphicFrameLocks xmlns:a="http://schemas.openxmlformats.org/drawingml/2006/main" noChangeAspect="1"/>
             </wp:cNvGraphicFramePr>
@@ -20029,7 +20032,7 @@
       <w:pPr>
         <w:pStyle w:val="2"/>
       </w:pPr>
-      <w:bookmarkStart w:id="10" w:name="_Toc244050164"/>
+      <w:bookmarkStart w:id="10" w:name="_Toc244052451"/>
       <w:r>
         <w:t xml:space="preserve">2.5 </w:t>
       </w:r>
@@ -22173,7 +22176,7 @@
       <w:pPr>
         <w:pStyle w:val="1"/>
       </w:pPr>
-      <w:bookmarkStart w:id="11" w:name="_Toc244050165"/>
+      <w:bookmarkStart w:id="11" w:name="_Toc244052452"/>
       <w:r>
         <w:t xml:space="preserve">3. </w:t>
       </w:r>
@@ -22389,7 +22392,7 @@
       <w:pPr>
         <w:pStyle w:val="2"/>
       </w:pPr>
-      <w:bookmarkStart w:id="12" w:name="_Toc244050166"/>
+      <w:bookmarkStart w:id="12" w:name="_Toc244052453"/>
       <w:r>
         <w:t xml:space="preserve">3.1 </w:t>
       </w:r>
@@ -23211,7 +23214,7 @@
       <w:pPr>
         <w:pStyle w:val="2"/>
       </w:pPr>
-      <w:bookmarkStart w:id="13" w:name="_Toc244050167"/>
+      <w:bookmarkStart w:id="13" w:name="_Toc244052454"/>
       <w:r>
         <w:t xml:space="preserve">3.2 </w:t>
       </w:r>
@@ -23237,10 +23240,10 @@
           <w:noProof/>
         </w:rPr>
         <w:drawing>
-          <wp:inline distT="0" distB="0" distL="0" distR="0" wp14:anchorId="649E3B4B" wp14:editId="2555A170">
+          <wp:inline distT="0" distB="0" distL="0" distR="0" wp14:anchorId="69AA7358" wp14:editId="4B17F320">
             <wp:extent cx="4362450" cy="2724150"/>
             <wp:effectExtent l="0" t="0" r="0" b="0"/>
-            <wp:docPr id="708164891" name="그림 708164891"/>
+            <wp:docPr id="207290547" name="그림 207290547"/>
             <wp:cNvGraphicFramePr>
               <a:graphicFrameLocks xmlns:a="http://schemas.openxmlformats.org/drawingml/2006/main" noChangeAspect="1"/>
             </wp:cNvGraphicFramePr>
@@ -24387,10 +24390,10 @@
           <w:noProof/>
         </w:rPr>
         <w:drawing>
-          <wp:inline distT="0" distB="0" distL="0" distR="0" wp14:anchorId="611EFC75" wp14:editId="7CC80C3C">
+          <wp:inline distT="0" distB="0" distL="0" distR="0" wp14:anchorId="70D6EBA3" wp14:editId="001AC454">
             <wp:extent cx="4362450" cy="2724150"/>
             <wp:effectExtent l="0" t="0" r="0" b="0"/>
-            <wp:docPr id="22636977" name="그림 22636977"/>
+            <wp:docPr id="218395287" name="그림 218395287"/>
             <wp:cNvGraphicFramePr>
               <a:graphicFrameLocks xmlns:a="http://schemas.openxmlformats.org/drawingml/2006/main" noChangeAspect="1"/>
             </wp:cNvGraphicFramePr>
@@ -24700,7 +24703,7 @@
       <w:pPr>
         <w:pStyle w:val="2"/>
       </w:pPr>
-      <w:bookmarkStart w:id="14" w:name="_Toc244050168"/>
+      <w:bookmarkStart w:id="14" w:name="_Toc244052455"/>
       <w:r>
         <w:t xml:space="preserve">3.3 </w:t>
       </w:r>
@@ -24732,10 +24735,10 @@
           <w:noProof/>
         </w:rPr>
         <w:drawing>
-          <wp:inline distT="0" distB="0" distL="0" distR="0" wp14:anchorId="218A640B" wp14:editId="552CB26B">
+          <wp:inline distT="0" distB="0" distL="0" distR="0" wp14:anchorId="1DEA8496" wp14:editId="48ED3F91">
             <wp:extent cx="4219575" cy="3629025"/>
             <wp:effectExtent l="0" t="0" r="0" b="0"/>
-            <wp:docPr id="1919544933" name="그림 1919544933"/>
+            <wp:docPr id="1795162763" name="그림 1795162763"/>
             <wp:cNvGraphicFramePr>
               <a:graphicFrameLocks xmlns:a="http://schemas.openxmlformats.org/drawingml/2006/main" noChangeAspect="1"/>
             </wp:cNvGraphicFramePr>
@@ -25911,7 +25914,7 @@
       <w:pPr>
         <w:pStyle w:val="2"/>
       </w:pPr>
-      <w:bookmarkStart w:id="15" w:name="_Toc244050169"/>
+      <w:bookmarkStart w:id="15" w:name="_Toc244052456"/>
       <w:r>
         <w:t xml:space="preserve">3.4 </w:t>
       </w:r>
@@ -25931,10 +25934,10 @@
           <w:noProof/>
         </w:rPr>
         <w:drawing>
-          <wp:inline distT="0" distB="0" distL="0" distR="0" wp14:anchorId="2EC58418" wp14:editId="6A6962A9">
+          <wp:inline distT="0" distB="0" distL="0" distR="0" wp14:anchorId="50AC7411" wp14:editId="02ED9A94">
             <wp:extent cx="4219575" cy="3790950"/>
             <wp:effectExtent l="0" t="0" r="0" b="0"/>
-            <wp:docPr id="772402807" name="그림 772402807"/>
+            <wp:docPr id="550627596" name="그림 550627596"/>
             <wp:cNvGraphicFramePr>
               <a:graphicFrameLocks xmlns:a="http://schemas.openxmlformats.org/drawingml/2006/main" noChangeAspect="1"/>
             </wp:cNvGraphicFramePr>
@@ -26875,7 +26878,7 @@
       <w:pPr>
         <w:pStyle w:val="2"/>
       </w:pPr>
-      <w:bookmarkStart w:id="16" w:name="_Toc244050170"/>
+      <w:bookmarkStart w:id="16" w:name="_Toc244052457"/>
       <w:r>
         <w:t xml:space="preserve">3.5 </w:t>
       </w:r>
@@ -26901,10 +26904,10 @@
           <w:noProof/>
         </w:rPr>
         <w:drawing>
-          <wp:inline distT="0" distB="0" distL="0" distR="0" wp14:anchorId="67FAD458" wp14:editId="1CB123D7">
+          <wp:inline distT="0" distB="0" distL="0" distR="0" wp14:anchorId="704FD08B" wp14:editId="410047DB">
             <wp:extent cx="4219575" cy="2638425"/>
             <wp:effectExtent l="0" t="0" r="0" b="0"/>
-            <wp:docPr id="1131966205" name="그림 1131966205"/>
+            <wp:docPr id="1146332864" name="그림 1146332864"/>
             <wp:cNvGraphicFramePr>
               <a:graphicFrameLocks xmlns:a="http://schemas.openxmlformats.org/drawingml/2006/main" noChangeAspect="1"/>
             </wp:cNvGraphicFramePr>
@@ -27476,7 +27479,7 @@
       <w:pPr>
         <w:pStyle w:val="2"/>
       </w:pPr>
-      <w:bookmarkStart w:id="17" w:name="_Toc244050171"/>
+      <w:bookmarkStart w:id="17" w:name="_Toc244052458"/>
       <w:r>
         <w:t xml:space="preserve">3.6 </w:t>
       </w:r>
@@ -27502,10 +27505,10 @@
           <w:noProof/>
         </w:rPr>
         <w:drawing>
-          <wp:inline distT="0" distB="0" distL="0" distR="0" wp14:anchorId="52B8A9D9" wp14:editId="1158D342">
+          <wp:inline distT="0" distB="0" distL="0" distR="0" wp14:anchorId="42D16191" wp14:editId="7598DCAD">
             <wp:extent cx="4038600" cy="4229100"/>
             <wp:effectExtent l="0" t="0" r="0" b="0"/>
-            <wp:docPr id="467959682" name="그림 467959682"/>
+            <wp:docPr id="1478654058" name="그림 1478654058"/>
             <wp:cNvGraphicFramePr>
               <a:graphicFrameLocks xmlns:a="http://schemas.openxmlformats.org/drawingml/2006/main" noChangeAspect="1"/>
             </wp:cNvGraphicFramePr>
@@ -28045,10 +28048,10 @@
           <w:noProof/>
         </w:rPr>
         <w:drawing>
-          <wp:inline distT="0" distB="0" distL="0" distR="0" wp14:anchorId="17AD5442" wp14:editId="6F86342D">
+          <wp:inline distT="0" distB="0" distL="0" distR="0" wp14:anchorId="0456D35C" wp14:editId="11F7234D">
             <wp:extent cx="4219575" cy="3295650"/>
             <wp:effectExtent l="0" t="0" r="0" b="0"/>
-            <wp:docPr id="368418140" name="그림 368418140"/>
+            <wp:docPr id="227583084" name="그림 227583084"/>
             <wp:cNvGraphicFramePr>
               <a:graphicFrameLocks xmlns:a="http://schemas.openxmlformats.org/drawingml/2006/main" noChangeAspect="1"/>
             </wp:cNvGraphicFramePr>
@@ -29492,7 +29495,7 @@
       <w:pPr>
         <w:pStyle w:val="2"/>
       </w:pPr>
-      <w:bookmarkStart w:id="18" w:name="_Toc244050172"/>
+      <w:bookmarkStart w:id="18" w:name="_Toc244052459"/>
       <w:r>
         <w:t xml:space="preserve">3.7 </w:t>
       </w:r>
@@ -29530,10 +29533,10 @@
           <w:noProof/>
         </w:rPr>
         <w:drawing>
-          <wp:inline distT="0" distB="0" distL="0" distR="0" wp14:anchorId="0A8C9823" wp14:editId="4EB53EDF">
+          <wp:inline distT="0" distB="0" distL="0" distR="0" wp14:anchorId="51120143" wp14:editId="3AC73B56">
             <wp:extent cx="3905250" cy="2438400"/>
             <wp:effectExtent l="0" t="0" r="0" b="0"/>
-            <wp:docPr id="651207486" name="그림 651207486"/>
+            <wp:docPr id="1601223281" name="그림 1601223281"/>
             <wp:cNvGraphicFramePr>
               <a:graphicFrameLocks xmlns:a="http://schemas.openxmlformats.org/drawingml/2006/main" noChangeAspect="1"/>
             </wp:cNvGraphicFramePr>
@@ -30023,10 +30026,10 @@
           <w:noProof/>
         </w:rPr>
         <w:drawing>
-          <wp:inline distT="0" distB="0" distL="0" distR="0" wp14:anchorId="1A39C7C8" wp14:editId="35B2042C">
+          <wp:inline distT="0" distB="0" distL="0" distR="0" wp14:anchorId="083C1D79" wp14:editId="05436C86">
             <wp:extent cx="2066925" cy="4238625"/>
             <wp:effectExtent l="0" t="0" r="0" b="0"/>
-            <wp:docPr id="1376110621" name="그림 1376110621"/>
+            <wp:docPr id="1460536888" name="그림 1460536888"/>
             <wp:cNvGraphicFramePr>
               <a:graphicFrameLocks xmlns:a="http://schemas.openxmlformats.org/drawingml/2006/main" noChangeAspect="1"/>
             </wp:cNvGraphicFramePr>
@@ -30271,10 +30274,10 @@
           <w:noProof/>
         </w:rPr>
         <w:drawing>
-          <wp:inline distT="0" distB="0" distL="0" distR="0" wp14:anchorId="0956CE86" wp14:editId="623DA98B">
+          <wp:inline distT="0" distB="0" distL="0" distR="0" wp14:anchorId="06A701B0" wp14:editId="4FF86878">
             <wp:extent cx="4362450" cy="2724150"/>
             <wp:effectExtent l="0" t="0" r="0" b="0"/>
-            <wp:docPr id="1747340764" name="그림 1747340764"/>
+            <wp:docPr id="583995461" name="그림 583995461"/>
             <wp:cNvGraphicFramePr>
               <a:graphicFrameLocks xmlns:a="http://schemas.openxmlformats.org/drawingml/2006/main" noChangeAspect="1"/>
             </wp:cNvGraphicFramePr>
@@ -30573,7 +30576,7 @@
       <w:pPr>
         <w:pStyle w:val="1"/>
       </w:pPr>
-      <w:bookmarkStart w:id="19" w:name="_Toc244050173"/>
+      <w:bookmarkStart w:id="19" w:name="_Toc244052460"/>
       <w:r>
         <w:t xml:space="preserve">4. </w:t>
       </w:r>
@@ -30592,7 +30595,7 @@
       <w:pPr>
         <w:pStyle w:val="2"/>
       </w:pPr>
-      <w:bookmarkStart w:id="20" w:name="_Toc244050174"/>
+      <w:bookmarkStart w:id="20" w:name="_Toc244052461"/>
       <w:r>
         <w:t xml:space="preserve">4.1 </w:t>
       </w:r>
@@ -31190,7 +31193,7 @@
         <w:t xml:space="preserve"> '</w:t>
       </w:r>
       <w:r>
-        <w:t>가온초등학교</w:t>
+        <w:t>경인초등학교</w:t>
       </w:r>
       <w:r>
         <w:t xml:space="preserve"> 5</w:t>
@@ -31404,7 +31407,7 @@
       <w:pPr>
         <w:pStyle w:val="2"/>
       </w:pPr>
-      <w:bookmarkStart w:id="21" w:name="_Toc244050175"/>
+      <w:bookmarkStart w:id="21" w:name="_Toc244052462"/>
       <w:r>
         <w:t xml:space="preserve">4.2 </w:t>
       </w:r>
@@ -34366,7 +34369,7 @@
       <w:pPr>
         <w:pStyle w:val="2"/>
       </w:pPr>
-      <w:bookmarkStart w:id="22" w:name="_Toc244050176"/>
+      <w:bookmarkStart w:id="22" w:name="_Toc244052463"/>
       <w:r>
         <w:t xml:space="preserve">4.3 </w:t>
       </w:r>
@@ -35906,7 +35909,7 @@
       <w:pPr>
         <w:pStyle w:val="1"/>
       </w:pPr>
-      <w:bookmarkStart w:id="23" w:name="_Toc244050177"/>
+      <w:bookmarkStart w:id="23" w:name="_Toc244052464"/>
       <w:r>
         <w:t xml:space="preserve">5. </w:t>
       </w:r>
@@ -38086,7 +38089,7 @@
               <w:t xml:space="preserve"> </w:t>
             </w:r>
             <w:r>
-              <w:t>가온초</w:t>
+              <w:t>경인초</w:t>
             </w:r>
             <w:r>
               <w:t xml:space="preserve"> 5-2 </w:t>
@@ -39030,7 +39033,7 @@
       <w:pPr>
         <w:pStyle w:val="1"/>
       </w:pPr>
-      <w:bookmarkStart w:id="24" w:name="_Toc244050178"/>
+      <w:bookmarkStart w:id="24" w:name="_Toc244052465"/>
       <w:r>
         <w:t xml:space="preserve">6. </w:t>
       </w:r>
@@ -39049,7 +39052,7 @@
       <w:pPr>
         <w:pStyle w:val="2"/>
       </w:pPr>
-      <w:bookmarkStart w:id="25" w:name="_Toc244050179"/>
+      <w:bookmarkStart w:id="25" w:name="_Toc244052466"/>
       <w:r>
         <w:t xml:space="preserve">6.1 </w:t>
       </w:r>
@@ -40825,7 +40828,7 @@
       <w:pPr>
         <w:pStyle w:val="2"/>
       </w:pPr>
-      <w:bookmarkStart w:id="26" w:name="_Toc244050180"/>
+      <w:bookmarkStart w:id="26" w:name="_Toc244052467"/>
       <w:r>
         <w:t xml:space="preserve">6.2 </w:t>
       </w:r>
@@ -42237,7 +42240,7 @@
       <w:pPr>
         <w:pStyle w:val="2"/>
       </w:pPr>
-      <w:bookmarkStart w:id="27" w:name="_Toc244050181"/>
+      <w:bookmarkStart w:id="27" w:name="_Toc244052468"/>
       <w:r>
         <w:t xml:space="preserve">6.3 </w:t>
       </w:r>
@@ -44418,7 +44421,7 @@
       <w:pPr>
         <w:pStyle w:val="2"/>
       </w:pPr>
-      <w:bookmarkStart w:id="28" w:name="_Toc244050182"/>
+      <w:bookmarkStart w:id="28" w:name="_Toc244052469"/>
       <w:r>
         <w:t xml:space="preserve">6.4 </w:t>
       </w:r>
@@ -45357,7 +45360,7 @@
       <w:pPr>
         <w:pStyle w:val="1"/>
       </w:pPr>
-      <w:bookmarkStart w:id="29" w:name="_Toc244050183"/>
+      <w:bookmarkStart w:id="29" w:name="_Toc244052470"/>
       <w:r>
         <w:t xml:space="preserve">7. </w:t>
       </w:r>
@@ -48056,7 +48059,7 @@
       <w:pPr>
         <w:pStyle w:val="1"/>
       </w:pPr>
-      <w:bookmarkStart w:id="30" w:name="_Toc244050184"/>
+      <w:bookmarkStart w:id="30" w:name="_Toc244052471"/>
       <w:r>
         <w:t xml:space="preserve">8. </w:t>
       </w:r>
@@ -48441,7 +48444,7 @@
       <w:pPr>
         <w:pStyle w:val="2"/>
       </w:pPr>
-      <w:bookmarkStart w:id="31" w:name="_Toc244050185"/>
+      <w:bookmarkStart w:id="31" w:name="_Toc244052472"/>
       <w:r>
         <w:t xml:space="preserve">8.1 </w:t>
       </w:r>
@@ -49513,7 +49516,7 @@
         <w:t>(</w:t>
       </w:r>
       <w:r>
-        <w:t>가온초</w:t>
+        <w:t>경인초</w:t>
       </w:r>
       <w:r>
         <w:t xml:space="preserve"> 5</w:t>
@@ -50548,7 +50551,7 @@
       <w:pPr>
         <w:pStyle w:val="2"/>
       </w:pPr>
-      <w:bookmarkStart w:id="32" w:name="_Toc244050186"/>
+      <w:bookmarkStart w:id="32" w:name="_Toc244052473"/>
       <w:r>
         <w:t xml:space="preserve">8.2 </w:t>
       </w:r>
@@ -52293,7 +52296,7 @@
       <w:pPr>
         <w:pStyle w:val="2"/>
       </w:pPr>
-      <w:bookmarkStart w:id="33" w:name="_Toc244050187"/>
+      <w:bookmarkStart w:id="33" w:name="_Toc244052474"/>
       <w:r>
         <w:t xml:space="preserve">8.3 AI </w:t>
       </w:r>
@@ -54101,7 +54104,7 @@
       <w:pPr>
         <w:pStyle w:val="2"/>
       </w:pPr>
-      <w:bookmarkStart w:id="34" w:name="_Toc244050188"/>
+      <w:bookmarkStart w:id="34" w:name="_Toc244052475"/>
       <w:r>
         <w:t xml:space="preserve">8.4 </w:t>
       </w:r>
@@ -55099,7 +55102,7 @@
       <w:pPr>
         <w:pStyle w:val="1"/>
       </w:pPr>
-      <w:bookmarkStart w:id="35" w:name="_Toc244050189"/>
+      <w:bookmarkStart w:id="35" w:name="_Toc244052476"/>
       <w:r>
         <w:t xml:space="preserve">9. </w:t>
       </w:r>
@@ -56933,7 +56936,7 @@
       <w:pPr>
         <w:pStyle w:val="1"/>
       </w:pPr>
-      <w:bookmarkStart w:id="36" w:name="_Toc244050190"/>
+      <w:bookmarkStart w:id="36" w:name="_Toc244052477"/>
       <w:r>
         <w:t>부록</w:t>
       </w:r>
@@ -57540,7 +57543,7 @@
       <w:pPr>
         <w:pStyle w:val="1"/>
       </w:pPr>
-      <w:bookmarkStart w:id="37" w:name="_Toc244050191"/>
+      <w:bookmarkStart w:id="37" w:name="_Toc244052478"/>
       <w:r>
         <w:t>부록</w:t>
       </w:r>
@@ -59239,7 +59242,7 @@
       <w:pPr>
         <w:pStyle w:val="1"/>
       </w:pPr>
-      <w:bookmarkStart w:id="38" w:name="_Toc244050192"/>
+      <w:bookmarkStart w:id="38" w:name="_Toc244052479"/>
       <w:r>
         <w:t>부록</w:t>
       </w:r>
@@ -63022,10 +63025,10 @@
 <file path=word/numbering.xml><?xml version="1.0" encoding="utf-8"?>
 <w:numbering xmlns:wpc="http://schemas.microsoft.com/office/word/2010/wordprocessingCanvas" xmlns:cx="http://schemas.microsoft.com/office/drawing/2014/chartex" xmlns:cx1="http://schemas.microsoft.com/office/drawing/2015/9/8/chartex" xmlns:cx2="http://schemas.microsoft.com/office/drawing/2015/10/21/chartex" xmlns:cx3="http://schemas.microsoft.com/office/drawing/2016/5/9/chartex" xmlns:cx4="http://schemas.microsoft.com/office/drawing/2016/5/10/chartex" xmlns:cx5="http://schemas.microsoft.com/office/drawing/2016/5/11/chartex" xmlns:cx6="http://schemas.microsoft.com/office/drawing/2016/5/12/chartex" xmlns:cx7="http://schemas.microsoft.com/office/drawing/2016/5/13/chartex" xmlns:cx8="http://schemas.microsoft.com/office/drawing/2016/5/14/chartex" xmlns:mc="http://schemas.openxmlformats.org/markup-compatibility/2006" xmlns:aink="http://schemas.microsoft.com/office/drawing/2016/ink" xmlns:am3d="http://schemas.microsoft.com/office/drawing/2017/model3d" xmlns:o="urn:schemas-microsoft-com:office:office" xmlns:oel="http://schemas.microsoft.com/office/2019/extlst" xmlns:r="http://schemas.openxmlformats.org/officeDocument/2006/relationships" xmlns:m="http://schemas.openxmlformats.org/officeDocument/2006/math" xmlns:v="urn:schemas-microsoft-com:vml" xmlns:wp14="http://schemas.microsoft.com/office/word/2010/wordprocessingDrawing" xmlns:wp="http://schemas.openxmlformats.org/drawingml/2006/wordprocessingDrawing" xmlns:w10="urn:schemas-microsoft-com:office:word" xmlns:w="http://schemas.openxmlformats.org/wordprocessingml/2006/main" xmlns:w14="http://schemas.microsoft.com/office/word/2010/wordml" xmlns:w15="http://schemas.microsoft.com/office/word/2012/wordml" xmlns:w16cex="http://schemas.microsoft.com/office/word/2018/wordml/cex" xmlns:w16cid="http://schemas.microsoft.com/office/word/2016/wordml/cid" xmlns:w16="http://schemas.microsoft.com/office/word/2018/wordml" xmlns:w16du="http://schemas.microsoft.com/office/word/2023/wordml/word16du" xmlns:w16sdtdh="http://schemas.microsoft.com/office/word/2020/wordml/sdtdatahash" xmlns:w16sdtfl="http://schemas.microsoft.com/office/word/2024/wordml/sdtformatlock" xmlns:w16se="http://schemas.microsoft.com/office/word/2015/wordml/symex" xmlns:wpg="http://schemas.microsoft.com/office/word/2010/wordprocessingGroup" xmlns:wpi="http://schemas.microsoft.com/office/word/2010/wordprocessingInk" xmlns:wne="http://schemas.microsoft.com/office/word/2006/wordml" xmlns:wps="http://schemas.microsoft.com/office/word/2010/wordprocessingShape" mc:Ignorable="w14 w15 w16se w16cid w16 w16cex w16sdtdh w16sdtfl w16du wp14">
   <w:abstractNum w:abstractNumId="0" w15:restartNumberingAfterBreak="0">
-    <w:nsid w:val="040D03F8"/>
+    <w:nsid w:val="1DEC1EA5"/>
     <w:multiLevelType w:val="hybridMultilevel"/>
-    <w:tmpl w:val="C0E8301C"/>
-    <w:lvl w:ilvl="0" w:tplc="FA263C80">
+    <w:tmpl w:val="A3D6F96C"/>
+    <w:lvl w:ilvl="0" w:tplc="2AFEA4B4">
       <w:start w:val="1"/>
       <w:numFmt w:val="decimal"/>
       <w:lvlText w:val="%1."/>
@@ -63034,52 +63037,52 @@
         <w:ind w:left="640" w:hanging="360"/>
       </w:pPr>
     </w:lvl>
-    <w:lvl w:ilvl="1" w:tplc="6ADABE9C">
+    <w:lvl w:ilvl="1" w:tplc="F7446DAE">
       <w:numFmt w:val="decimal"/>
       <w:lvlText w:val=""/>
       <w:lvlJc w:val="left"/>
     </w:lvl>
-    <w:lvl w:ilvl="2" w:tplc="EC5E7C66">
+    <w:lvl w:ilvl="2" w:tplc="4AA403E0">
       <w:numFmt w:val="decimal"/>
       <w:lvlText w:val=""/>
       <w:lvlJc w:val="left"/>
     </w:lvl>
-    <w:lvl w:ilvl="3" w:tplc="C944EF9E">
+    <w:lvl w:ilvl="3" w:tplc="266208CA">
       <w:numFmt w:val="decimal"/>
       <w:lvlText w:val=""/>
       <w:lvlJc w:val="left"/>
     </w:lvl>
-    <w:lvl w:ilvl="4" w:tplc="020E3304">
+    <w:lvl w:ilvl="4" w:tplc="946A48EE">
       <w:numFmt w:val="decimal"/>
       <w:lvlText w:val=""/>
       <w:lvlJc w:val="left"/>
     </w:lvl>
-    <w:lvl w:ilvl="5" w:tplc="6F3606B0">
+    <w:lvl w:ilvl="5" w:tplc="39D89C5A">
       <w:numFmt w:val="decimal"/>
       <w:lvlText w:val=""/>
       <w:lvlJc w:val="left"/>
     </w:lvl>
-    <w:lvl w:ilvl="6" w:tplc="10945B34">
+    <w:lvl w:ilvl="6" w:tplc="C24EAB76">
       <w:numFmt w:val="decimal"/>
       <w:lvlText w:val=""/>
       <w:lvlJc w:val="left"/>
     </w:lvl>
-    <w:lvl w:ilvl="7" w:tplc="71F09BF2">
+    <w:lvl w:ilvl="7" w:tplc="412C91AC">
       <w:numFmt w:val="decimal"/>
       <w:lvlText w:val=""/>
       <w:lvlJc w:val="left"/>
     </w:lvl>
-    <w:lvl w:ilvl="8" w:tplc="3B245EE0">
+    <w:lvl w:ilvl="8" w:tplc="F05A35A6">
       <w:numFmt w:val="decimal"/>
       <w:lvlText w:val=""/>
       <w:lvlJc w:val="left"/>
     </w:lvl>
   </w:abstractNum>
   <w:abstractNum w:abstractNumId="1" w15:restartNumberingAfterBreak="0">
-    <w:nsid w:val="0EED3D47"/>
+    <w:nsid w:val="51002D19"/>
     <w:multiLevelType w:val="hybridMultilevel"/>
-    <w:tmpl w:val="005ACB4E"/>
-    <w:lvl w:ilvl="0" w:tplc="E416E668">
+    <w:tmpl w:val="C02E4FF6"/>
+    <w:lvl w:ilvl="0" w:tplc="2458AFDE">
       <w:start w:val="1"/>
       <w:numFmt w:val="bullet"/>
       <w:lvlText w:val="●"/>
@@ -63088,7 +63091,7 @@
         <w:ind w:left="720" w:hanging="360"/>
       </w:pPr>
     </w:lvl>
-    <w:lvl w:ilvl="1" w:tplc="A02A06BA">
+    <w:lvl w:ilvl="1" w:tplc="580079F4">
       <w:start w:val="1"/>
       <w:numFmt w:val="bullet"/>
       <w:lvlText w:val="○"/>
@@ -63097,7 +63100,7 @@
         <w:ind w:left="1440" w:hanging="360"/>
       </w:pPr>
     </w:lvl>
-    <w:lvl w:ilvl="2" w:tplc="59127E40">
+    <w:lvl w:ilvl="2" w:tplc="027A51FA">
       <w:start w:val="1"/>
       <w:numFmt w:val="bullet"/>
       <w:lvlText w:val="■"/>
@@ -63106,7 +63109,7 @@
         <w:ind w:left="2160" w:hanging="360"/>
       </w:pPr>
     </w:lvl>
-    <w:lvl w:ilvl="3" w:tplc="CF6E5A70">
+    <w:lvl w:ilvl="3" w:tplc="4062608A">
       <w:start w:val="1"/>
       <w:numFmt w:val="bullet"/>
       <w:lvlText w:val="●"/>
@@ -63115,7 +63118,7 @@
         <w:ind w:left="2880" w:hanging="360"/>
       </w:pPr>
     </w:lvl>
-    <w:lvl w:ilvl="4" w:tplc="F92826C6">
+    <w:lvl w:ilvl="4" w:tplc="F4E246E8">
       <w:start w:val="1"/>
       <w:numFmt w:val="bullet"/>
       <w:lvlText w:val="○"/>
@@ -63124,7 +63127,7 @@
         <w:ind w:left="3600" w:hanging="360"/>
       </w:pPr>
     </w:lvl>
-    <w:lvl w:ilvl="5" w:tplc="D88ACC26">
+    <w:lvl w:ilvl="5" w:tplc="A7143F1A">
       <w:start w:val="1"/>
       <w:numFmt w:val="bullet"/>
       <w:lvlText w:val="■"/>
@@ -63133,7 +63136,7 @@
         <w:ind w:left="4320" w:hanging="360"/>
       </w:pPr>
     </w:lvl>
-    <w:lvl w:ilvl="6" w:tplc="5530841A">
+    <w:lvl w:ilvl="6" w:tplc="546ACD78">
       <w:start w:val="1"/>
       <w:numFmt w:val="bullet"/>
       <w:lvlText w:val="●"/>
@@ -63142,7 +63145,7 @@
         <w:ind w:left="5040" w:hanging="360"/>
       </w:pPr>
     </w:lvl>
-    <w:lvl w:ilvl="7" w:tplc="5D9ED256">
+    <w:lvl w:ilvl="7" w:tplc="25603844">
       <w:start w:val="1"/>
       <w:numFmt w:val="bullet"/>
       <w:lvlText w:val="●"/>
@@ -63151,7 +63154,7 @@
         <w:ind w:left="5760" w:hanging="360"/>
       </w:pPr>
     </w:lvl>
-    <w:lvl w:ilvl="8" w:tplc="E1307DA6">
+    <w:lvl w:ilvl="8" w:tplc="E6781208">
       <w:start w:val="1"/>
       <w:numFmt w:val="bullet"/>
       <w:lvlText w:val="●"/>
@@ -63162,10 +63165,10 @@
     </w:lvl>
   </w:abstractNum>
   <w:abstractNum w:abstractNumId="2" w15:restartNumberingAfterBreak="0">
-    <w:nsid w:val="1CF77903"/>
+    <w:nsid w:val="6F7E76F9"/>
     <w:multiLevelType w:val="hybridMultilevel"/>
-    <w:tmpl w:val="72C0D0BA"/>
-    <w:lvl w:ilvl="0" w:tplc="F19C86A0">
+    <w:tmpl w:val="0898222A"/>
+    <w:lvl w:ilvl="0" w:tplc="EFAC5DD6">
       <w:start w:val="1"/>
       <w:numFmt w:val="bullet"/>
       <w:lvlText w:val="•"/>
@@ -63174,78 +63177,78 @@
         <w:ind w:left="640" w:hanging="320"/>
       </w:pPr>
     </w:lvl>
-    <w:lvl w:ilvl="1" w:tplc="44FE4998">
+    <w:lvl w:ilvl="1" w:tplc="6CE63F8C">
       <w:numFmt w:val="decimal"/>
       <w:lvlText w:val=""/>
       <w:lvlJc w:val="left"/>
     </w:lvl>
-    <w:lvl w:ilvl="2" w:tplc="9C46C422">
+    <w:lvl w:ilvl="2" w:tplc="2948F1F6">
       <w:numFmt w:val="decimal"/>
       <w:lvlText w:val=""/>
       <w:lvlJc w:val="left"/>
     </w:lvl>
-    <w:lvl w:ilvl="3" w:tplc="FCAC1642">
+    <w:lvl w:ilvl="3" w:tplc="2D4E5A62">
       <w:numFmt w:val="decimal"/>
       <w:lvlText w:val=""/>
       <w:lvlJc w:val="left"/>
     </w:lvl>
-    <w:lvl w:ilvl="4" w:tplc="4E2C4FF6">
+    <w:lvl w:ilvl="4" w:tplc="E39A09BE">
       <w:numFmt w:val="decimal"/>
       <w:lvlText w:val=""/>
       <w:lvlJc w:val="left"/>
     </w:lvl>
-    <w:lvl w:ilvl="5" w:tplc="E01C12CA">
+    <w:lvl w:ilvl="5" w:tplc="1EEE1456">
       <w:numFmt w:val="decimal"/>
       <w:lvlText w:val=""/>
       <w:lvlJc w:val="left"/>
     </w:lvl>
-    <w:lvl w:ilvl="6" w:tplc="2988D378">
+    <w:lvl w:ilvl="6" w:tplc="7AE042EA">
       <w:numFmt w:val="decimal"/>
       <w:lvlText w:val=""/>
       <w:lvlJc w:val="left"/>
     </w:lvl>
-    <w:lvl w:ilvl="7" w:tplc="1ED40FA0">
+    <w:lvl w:ilvl="7" w:tplc="61347E2E">
       <w:numFmt w:val="decimal"/>
       <w:lvlText w:val=""/>
       <w:lvlJc w:val="left"/>
     </w:lvl>
-    <w:lvl w:ilvl="8" w:tplc="F4480916">
+    <w:lvl w:ilvl="8" w:tplc="097C26CE">
       <w:numFmt w:val="decimal"/>
       <w:lvlText w:val=""/>
       <w:lvlJc w:val="left"/>
     </w:lvl>
   </w:abstractNum>
-  <w:num w:numId="1" w16cid:durableId="688718702">
+  <w:num w:numId="1" w16cid:durableId="1530334831">
     <w:abstractNumId w:val="1"/>
     <w:lvlOverride w:ilvl="0">
       <w:startOverride w:val="1"/>
     </w:lvlOverride>
   </w:num>
-  <w:num w:numId="2" w16cid:durableId="1487431562">
+  <w:num w:numId="2" w16cid:durableId="1848640445">
     <w:abstractNumId w:val="2"/>
     <w:lvlOverride w:ilvl="0">
       <w:startOverride w:val="1"/>
     </w:lvlOverride>
   </w:num>
-  <w:num w:numId="3" w16cid:durableId="1071386387">
+  <w:num w:numId="3" w16cid:durableId="597983154">
     <w:abstractNumId w:val="0"/>
     <w:lvlOverride w:ilvl="0">
       <w:startOverride w:val="1"/>
     </w:lvlOverride>
   </w:num>
-  <w:num w:numId="4" w16cid:durableId="1947535987">
+  <w:num w:numId="4" w16cid:durableId="459962065">
     <w:abstractNumId w:val="0"/>
     <w:lvlOverride w:ilvl="0">
       <w:startOverride w:val="1"/>
     </w:lvlOverride>
   </w:num>
-  <w:num w:numId="5" w16cid:durableId="1340351796">
+  <w:num w:numId="5" w16cid:durableId="375473514">
     <w:abstractNumId w:val="0"/>
     <w:lvlOverride w:ilvl="0">
       <w:startOverride w:val="1"/>
     </w:lvlOverride>
   </w:num>
-  <w:num w:numId="6" w16cid:durableId="503978504">
+  <w:num w:numId="6" w16cid:durableId="2048672842">
     <w:abstractNumId w:val="0"/>
     <w:lvlOverride w:ilvl="0">
       <w:startOverride w:val="1"/>
@@ -63852,7 +63855,7 @@
     <w:autoRedefine/>
     <w:uiPriority w:val="39"/>
     <w:unhideWhenUsed/>
-    <w:rsid w:val="00990FB9"/>
+    <w:rsid w:val="00943F82"/>
   </w:style>
   <w:style w:type="paragraph" w:styleId="20">
     <w:name w:val="toc 2"/>
@@ -63861,7 +63864,7 @@
     <w:autoRedefine/>
     <w:uiPriority w:val="39"/>
     <w:unhideWhenUsed/>
-    <w:rsid w:val="00990FB9"/>
+    <w:rsid w:val="00943F82"/>
     <w:pPr>
       <w:ind w:leftChars="200" w:left="425"/>
     </w:pPr>
@@ -63872,7 +63875,7 @@
     <w:link w:val="Char0"/>
     <w:uiPriority w:val="99"/>
     <w:unhideWhenUsed/>
-    <w:rsid w:val="00990FB9"/>
+    <w:rsid w:val="00943F82"/>
     <w:pPr>
       <w:tabs>
         <w:tab w:val="center" w:pos="4513"/>
@@ -63886,7 +63889,7 @@
     <w:basedOn w:val="a0"/>
     <w:link w:val="a8"/>
     <w:uiPriority w:val="99"/>
-    <w:rsid w:val="00990FB9"/>
+    <w:rsid w:val="00943F82"/>
   </w:style>
   <w:style w:type="paragraph" w:styleId="a9">
     <w:name w:val="footer"/>
@@ -63894,7 +63897,7 @@
     <w:link w:val="Char1"/>
     <w:uiPriority w:val="99"/>
     <w:unhideWhenUsed/>
-    <w:rsid w:val="00990FB9"/>
+    <w:rsid w:val="00943F82"/>
     <w:pPr>
       <w:tabs>
         <w:tab w:val="center" w:pos="4513"/>
@@ -63908,7 +63911,7 @@
     <w:basedOn w:val="a0"/>
     <w:link w:val="a9"/>
     <w:uiPriority w:val="99"/>
-    <w:rsid w:val="00990FB9"/>
+    <w:rsid w:val="00943F82"/>
   </w:style>
 </w:styles>
 </file>
